--- a/internal_doc/00.项目管理/01.会议纪要/例会纪要_20140505.docx
+++ b/internal_doc/00.项目管理/01.会议纪要/例会纪要_20140505.docx
@@ -159,12 +159,6 @@
               <w:rPr>
                 <w:rFonts w:hint="eastAsia"/>
               </w:rPr>
-              <w:t>、阮奕邦</w:t>
-            </w:r>
-            <w:r>
-              <w:rPr>
-                <w:rFonts w:hint="eastAsia"/>
-              </w:rPr>
               <w:t>、刘圳、王文净</w:t>
             </w:r>
           </w:p>
@@ -240,9 +234,6 @@
           <w:ilvl w:val="0"/>
           <w:numId w:val="1"/>
         </w:numPr>
-        <w:rPr>
-          <w:rFonts w:hint="eastAsia"/>
-        </w:rPr>
       </w:pPr>
       <w:r>
         <w:rPr>
@@ -258,11 +249,6 @@
       </w:r>
     </w:p>
     <w:p>
-      <w:pPr>
-        <w:rPr>
-          <w:rFonts w:hint="eastAsia"/>
-        </w:rPr>
-      </w:pPr>
       <w:r>
         <w:rPr>
           <w:rFonts w:hint="eastAsia"/>
@@ -294,13 +280,7 @@
         <w:t>中。</w:t>
       </w:r>
     </w:p>
-    <w:p>
-      <w:pPr>
-        <w:rPr>
-          <w:rFonts w:hint="eastAsia"/>
-        </w:rPr>
-      </w:pPr>
-    </w:p>
+    <w:p/>
     <w:p>
       <w:pPr>
         <w:pStyle w:val="Heading2"/>
@@ -338,30 +318,35 @@
       <w:tblPr>
         <w:tblStyle w:val="TableGrid"/>
         <w:tblW w:w="0" w:type="auto"/>
+        <w:tblLayout w:type="fixed"/>
         <w:tblLook w:val="04A0"/>
       </w:tblPr>
       <w:tblGrid>
-        <w:gridCol w:w="3369"/>
-        <w:gridCol w:w="850"/>
-        <w:gridCol w:w="1134"/>
-        <w:gridCol w:w="1134"/>
-        <w:gridCol w:w="2035"/>
+        <w:gridCol w:w="3652"/>
+        <w:gridCol w:w="992"/>
+        <w:gridCol w:w="1044"/>
+        <w:gridCol w:w="1016"/>
+        <w:gridCol w:w="1818"/>
       </w:tblGrid>
       <w:tr>
         <w:tc>
           <w:tcPr>
-            <w:tcW w:w="3369" w:type="dxa"/>
+            <w:tcW w:w="3652" w:type="dxa"/>
           </w:tcPr>
           <w:p>
             <w:pPr>
               <w:rPr>
                 <w:b/>
+                <w:sz w:val="18"/>
+                <w:szCs w:val="18"/>
               </w:rPr>
             </w:pPr>
             <w:r>
               <w:rPr>
                 <w:rFonts w:hint="eastAsia"/>
                 <w:b/>
+                <w:sz w:val="18"/>
+                <w:szCs w:val="18"/>
               </w:rPr>
               <w:t>任务描述</w:t>
             </w:r>
@@ -369,18 +354,22 @@
         </w:tc>
         <w:tc>
           <w:tcPr>
-            <w:tcW w:w="850" w:type="dxa"/>
+            <w:tcW w:w="992" w:type="dxa"/>
           </w:tcPr>
           <w:p>
             <w:pPr>
               <w:rPr>
                 <w:b/>
+                <w:sz w:val="18"/>
+                <w:szCs w:val="18"/>
               </w:rPr>
             </w:pPr>
             <w:r>
               <w:rPr>
                 <w:rFonts w:hint="eastAsia"/>
                 <w:b/>
+                <w:sz w:val="18"/>
+                <w:szCs w:val="18"/>
               </w:rPr>
               <w:t>责任人</w:t>
             </w:r>
@@ -388,18 +377,22 @@
         </w:tc>
         <w:tc>
           <w:tcPr>
-            <w:tcW w:w="1134" w:type="dxa"/>
+            <w:tcW w:w="1044" w:type="dxa"/>
           </w:tcPr>
           <w:p>
             <w:pPr>
               <w:rPr>
                 <w:b/>
+                <w:sz w:val="18"/>
+                <w:szCs w:val="18"/>
               </w:rPr>
             </w:pPr>
             <w:r>
               <w:rPr>
                 <w:rFonts w:hint="eastAsia"/>
                 <w:b/>
+                <w:sz w:val="18"/>
+                <w:szCs w:val="18"/>
               </w:rPr>
               <w:t>开始时间</w:t>
             </w:r>
@@ -407,18 +400,22 @@
         </w:tc>
         <w:tc>
           <w:tcPr>
-            <w:tcW w:w="1134" w:type="dxa"/>
+            <w:tcW w:w="1016" w:type="dxa"/>
           </w:tcPr>
           <w:p>
             <w:pPr>
               <w:rPr>
                 <w:b/>
+                <w:sz w:val="18"/>
+                <w:szCs w:val="18"/>
               </w:rPr>
             </w:pPr>
             <w:r>
               <w:rPr>
                 <w:rFonts w:hint="eastAsia"/>
                 <w:b/>
+                <w:sz w:val="18"/>
+                <w:szCs w:val="18"/>
               </w:rPr>
               <w:t>结束时间</w:t>
             </w:r>
@@ -426,18 +423,22 @@
         </w:tc>
         <w:tc>
           <w:tcPr>
-            <w:tcW w:w="2035" w:type="dxa"/>
+            <w:tcW w:w="1818" w:type="dxa"/>
           </w:tcPr>
           <w:p>
             <w:pPr>
               <w:rPr>
                 <w:b/>
+                <w:sz w:val="18"/>
+                <w:szCs w:val="18"/>
               </w:rPr>
             </w:pPr>
             <w:r>
               <w:rPr>
                 <w:rFonts w:hint="eastAsia"/>
                 <w:b/>
+                <w:sz w:val="18"/>
+                <w:szCs w:val="18"/>
               </w:rPr>
               <w:t>进度</w:t>
             </w:r>
@@ -447,7 +448,7 @@
       <w:tr>
         <w:tc>
           <w:tcPr>
-            <w:tcW w:w="3369" w:type="dxa"/>
+            <w:tcW w:w="3652" w:type="dxa"/>
           </w:tcPr>
           <w:p>
             <w:proofErr w:type="spellStart"/>
@@ -497,18 +498,10 @@
               <w:t>开发工作</w:t>
             </w:r>
           </w:p>
-          <w:p>
-            <w:r>
-              <w:rPr>
-                <w:rFonts w:hint="eastAsia"/>
-              </w:rPr>
-              <w:t>驱动代码整理</w:t>
-            </w:r>
-          </w:p>
-        </w:tc>
-        <w:tc>
-          <w:tcPr>
-            <w:tcW w:w="850" w:type="dxa"/>
+        </w:tc>
+        <w:tc>
+          <w:tcPr>
+            <w:tcW w:w="992" w:type="dxa"/>
           </w:tcPr>
           <w:p>
             <w:r>
@@ -521,7 +514,7 @@
         </w:tc>
         <w:tc>
           <w:tcPr>
-            <w:tcW w:w="1134" w:type="dxa"/>
+            <w:tcW w:w="1044" w:type="dxa"/>
           </w:tcPr>
           <w:p>
             <w:r>
@@ -534,13 +527,13 @@
         </w:tc>
         <w:tc>
           <w:tcPr>
-            <w:tcW w:w="1134" w:type="dxa"/>
+            <w:tcW w:w="1016" w:type="dxa"/>
           </w:tcPr>
           <w:p/>
         </w:tc>
         <w:tc>
           <w:tcPr>
-            <w:tcW w:w="2035" w:type="dxa"/>
+            <w:tcW w:w="1818" w:type="dxa"/>
           </w:tcPr>
           <w:p/>
         </w:tc>
@@ -548,78 +541,66 @@
       <w:tr>
         <w:tc>
           <w:tcPr>
-            <w:tcW w:w="3369" w:type="dxa"/>
-          </w:tcPr>
-          <w:p>
-            <w:proofErr w:type="spellStart"/>
-            <w:r>
-              <w:rPr>
-                <w:rFonts w:hint="eastAsia"/>
-              </w:rPr>
-              <w:t>ycsb</w:t>
-            </w:r>
-            <w:proofErr w:type="spellEnd"/>
-            <w:r>
-              <w:rPr>
-                <w:rFonts w:hint="eastAsia"/>
-              </w:rPr>
-              <w:t>压测对比</w:t>
-            </w:r>
-            <w:r>
-              <w:rPr>
-                <w:rFonts w:hint="eastAsia"/>
-              </w:rPr>
-              <w:t xml:space="preserve">, </w:t>
-            </w:r>
-            <w:r>
-              <w:rPr>
-                <w:rFonts w:hint="eastAsia"/>
-              </w:rPr>
-              <w:t>参与驱动部分测试与代码整理</w:t>
-            </w:r>
-          </w:p>
-        </w:tc>
-        <w:tc>
-          <w:tcPr>
-            <w:tcW w:w="850" w:type="dxa"/>
-          </w:tcPr>
-          <w:p>
-            <w:r>
-              <w:rPr>
-                <w:rFonts w:hint="eastAsia"/>
-              </w:rPr>
-              <w:t>王文净</w:t>
-            </w:r>
-          </w:p>
-        </w:tc>
-        <w:tc>
-          <w:tcPr>
-            <w:tcW w:w="1134" w:type="dxa"/>
-          </w:tcPr>
-          <w:p>
-            <w:r>
-              <w:rPr>
-                <w:rFonts w:hint="eastAsia"/>
-              </w:rPr>
-              <w:t>4-2</w:t>
-            </w:r>
-            <w:r>
-              <w:rPr>
-                <w:rFonts w:hint="eastAsia"/>
-              </w:rPr>
-              <w:t>8</w:t>
-            </w:r>
-          </w:p>
-        </w:tc>
-        <w:tc>
-          <w:tcPr>
-            <w:tcW w:w="1134" w:type="dxa"/>
+            <w:tcW w:w="3652" w:type="dxa"/>
+          </w:tcPr>
+          <w:p>
+            <w:r>
+              <w:rPr>
+                <w:rFonts w:hint="eastAsia"/>
+              </w:rPr>
+              <w:t>驱动代码整理</w:t>
+            </w:r>
+          </w:p>
+        </w:tc>
+        <w:tc>
+          <w:tcPr>
+            <w:tcW w:w="992" w:type="dxa"/>
+          </w:tcPr>
+          <w:p>
+            <w:r>
+              <w:rPr>
+                <w:rFonts w:hint="eastAsia"/>
+              </w:rPr>
+              <w:t>谭钊波</w:t>
+            </w:r>
+          </w:p>
+          <w:p>
+            <w:r>
+              <w:rPr>
+                <w:rFonts w:hint="eastAsia"/>
+              </w:rPr>
+              <w:t>王文静</w:t>
+            </w:r>
+          </w:p>
+        </w:tc>
+        <w:tc>
+          <w:tcPr>
+            <w:tcW w:w="1044" w:type="dxa"/>
           </w:tcPr>
           <w:p/>
         </w:tc>
         <w:tc>
           <w:tcPr>
-            <w:tcW w:w="2035" w:type="dxa"/>
+            <w:tcW w:w="1016" w:type="dxa"/>
+          </w:tcPr>
+          <w:p>
+            <w:r>
+              <w:rPr>
+                <w:rFonts w:hint="eastAsia"/>
+              </w:rPr>
+              <w:t>7-15</w:t>
+            </w:r>
+            <w:r>
+              <w:rPr>
+                <w:rFonts w:hint="eastAsia"/>
+              </w:rPr>
+              <w:t>（计划完成时间）</w:t>
+            </w:r>
+          </w:p>
+        </w:tc>
+        <w:tc>
+          <w:tcPr>
+            <w:tcW w:w="1818" w:type="dxa"/>
           </w:tcPr>
           <w:p/>
         </w:tc>
@@ -627,53 +608,53 @@
       <w:tr>
         <w:tc>
           <w:tcPr>
-            <w:tcW w:w="3369" w:type="dxa"/>
-          </w:tcPr>
-          <w:p>
-            <w:r>
-              <w:rPr>
-                <w:rFonts w:hint="eastAsia"/>
-              </w:rPr>
-              <w:t>工具模块，</w:t>
-            </w:r>
-            <w:r>
-              <w:rPr>
-                <w:rFonts w:hint="eastAsia"/>
-              </w:rPr>
-              <w:t xml:space="preserve"> </w:t>
+            <w:tcW w:w="3652" w:type="dxa"/>
+          </w:tcPr>
+          <w:p>
+            <w:r>
+              <w:rPr>
+                <w:rFonts w:hint="eastAsia"/>
+              </w:rPr>
+              <w:t>整理</w:t>
+            </w:r>
+            <w:r>
+              <w:rPr>
+                <w:rFonts w:hint="eastAsia"/>
+              </w:rPr>
+              <w:t>c/</w:t>
             </w:r>
             <w:proofErr w:type="spellStart"/>
             <w:r>
               <w:rPr>
                 <w:rFonts w:hint="eastAsia"/>
               </w:rPr>
-              <w:t>pmd</w:t>
+              <w:t>c++</w:t>
             </w:r>
             <w:proofErr w:type="spellEnd"/>
             <w:r>
               <w:rPr>
                 <w:rFonts w:hint="eastAsia"/>
               </w:rPr>
-              <w:t>其他代码调整</w:t>
-            </w:r>
-          </w:p>
-        </w:tc>
-        <w:tc>
-          <w:tcPr>
-            <w:tcW w:w="850" w:type="dxa"/>
-          </w:tcPr>
-          <w:p>
-            <w:r>
-              <w:rPr>
-                <w:rFonts w:hint="eastAsia"/>
-              </w:rPr>
-              <w:t>许建辉</w:t>
-            </w:r>
-          </w:p>
-        </w:tc>
-        <w:tc>
-          <w:tcPr>
-            <w:tcW w:w="1134" w:type="dxa"/>
+              <w:t>驱动静态，动态两个版本</w:t>
+            </w:r>
+          </w:p>
+        </w:tc>
+        <w:tc>
+          <w:tcPr>
+            <w:tcW w:w="992" w:type="dxa"/>
+          </w:tcPr>
+          <w:p>
+            <w:r>
+              <w:rPr>
+                <w:rFonts w:hint="eastAsia"/>
+              </w:rPr>
+              <w:t>谭钊波</w:t>
+            </w:r>
+          </w:p>
+        </w:tc>
+        <w:tc>
+          <w:tcPr>
+            <w:tcW w:w="1044" w:type="dxa"/>
           </w:tcPr>
           <w:p>
             <w:r>
@@ -686,100 +667,160 @@
         </w:tc>
         <w:tc>
           <w:tcPr>
-            <w:tcW w:w="1134" w:type="dxa"/>
+            <w:tcW w:w="1016" w:type="dxa"/>
           </w:tcPr>
           <w:p/>
         </w:tc>
         <w:tc>
           <w:tcPr>
-            <w:tcW w:w="2035" w:type="dxa"/>
-          </w:tcPr>
-          <w:p/>
+            <w:tcW w:w="1818" w:type="dxa"/>
+          </w:tcPr>
+          <w:p>
+            <w:r>
+              <w:t>L</w:t>
+            </w:r>
+            <w:r>
+              <w:rPr>
+                <w:rFonts w:hint="eastAsia"/>
+              </w:rPr>
+              <w:t>inux</w:t>
+            </w:r>
+            <w:r>
+              <w:rPr>
+                <w:rFonts w:hint="eastAsia"/>
+              </w:rPr>
+              <w:t>完成；</w:t>
+            </w:r>
+          </w:p>
+          <w:p>
+            <w:r>
+              <w:t>W</w:t>
+            </w:r>
+            <w:r>
+              <w:rPr>
+                <w:rFonts w:hint="eastAsia"/>
+              </w:rPr>
+              <w:t>indows</w:t>
+            </w:r>
+            <w:r>
+              <w:rPr>
+                <w:rFonts w:hint="eastAsia"/>
+              </w:rPr>
+              <w:t>下未完成</w:t>
+            </w:r>
+          </w:p>
         </w:tc>
       </w:tr>
       <w:tr>
         <w:tc>
           <w:tcPr>
-            <w:tcW w:w="3369" w:type="dxa"/>
-          </w:tcPr>
-          <w:p>
-            <w:r>
-              <w:rPr>
-                <w:rFonts w:hint="eastAsia"/>
-              </w:rPr>
-              <w:t>继续</w:t>
-            </w:r>
-            <w:r>
-              <w:rPr>
-                <w:rFonts w:hint="eastAsia"/>
-              </w:rPr>
-              <w:t xml:space="preserve">OM </w:t>
-            </w:r>
-            <w:r>
-              <w:rPr>
-                <w:rFonts w:hint="eastAsia"/>
-              </w:rPr>
-              <w:t>命令端</w:t>
-            </w:r>
-            <w:r>
-              <w:rPr>
-                <w:rFonts w:hint="eastAsia"/>
-              </w:rPr>
-              <w:t xml:space="preserve"> </w:t>
-            </w:r>
-            <w:r>
-              <w:rPr>
-                <w:rFonts w:hint="eastAsia"/>
-              </w:rPr>
-              <w:t>拉通</w:t>
-            </w:r>
-          </w:p>
-          <w:p>
-            <w:r>
-              <w:rPr>
-                <w:rFonts w:hint="eastAsia"/>
-              </w:rPr>
-              <w:t>继续页面部分开发</w:t>
-            </w:r>
-          </w:p>
-          <w:p>
-            <w:r>
-              <w:rPr>
-                <w:rFonts w:hint="eastAsia"/>
-              </w:rPr>
-              <w:t>演示页面开发</w:t>
-            </w:r>
-          </w:p>
-        </w:tc>
-        <w:tc>
-          <w:tcPr>
-            <w:tcW w:w="850" w:type="dxa"/>
-          </w:tcPr>
-          <w:p>
-            <w:r>
-              <w:rPr>
-                <w:rFonts w:hint="eastAsia"/>
-              </w:rPr>
-              <w:t>许建辉何嘉文</w:t>
-            </w:r>
-          </w:p>
-        </w:tc>
-        <w:tc>
-          <w:tcPr>
-            <w:tcW w:w="1134" w:type="dxa"/>
-          </w:tcPr>
-          <w:p>
-            <w:r>
-              <w:rPr>
-                <w:rFonts w:hint="eastAsia"/>
-              </w:rPr>
-              <w:t>4-</w:t>
-            </w:r>
-            <w:r>
-              <w:rPr>
-                <w:rFonts w:hint="eastAsia"/>
-              </w:rPr>
-              <w:t>2</w:t>
+            <w:tcW w:w="3652" w:type="dxa"/>
+          </w:tcPr>
+          <w:p>
+            <w:proofErr w:type="spellStart"/>
+            <w:r>
+              <w:rPr>
+                <w:rFonts w:hint="eastAsia"/>
+              </w:rPr>
+              <w:t>ycsb</w:t>
+            </w:r>
+            <w:proofErr w:type="spellEnd"/>
+            <w:r>
+              <w:rPr>
+                <w:rFonts w:hint="eastAsia"/>
+              </w:rPr>
+              <w:t>压测对比</w:t>
+            </w:r>
+          </w:p>
+          <w:p>
+            <w:r>
+              <w:rPr>
+                <w:rFonts w:hint="eastAsia"/>
+              </w:rPr>
+              <w:t>（</w:t>
+            </w:r>
+            <w:proofErr w:type="spellStart"/>
+            <w:r>
+              <w:rPr>
+                <w:rFonts w:hint="eastAsia"/>
+              </w:rPr>
+              <w:t>sequoiadb</w:t>
+            </w:r>
+            <w:proofErr w:type="spellEnd"/>
+            <w:r>
+              <w:rPr>
+                <w:rFonts w:hint="eastAsia"/>
+              </w:rPr>
+              <w:t>/</w:t>
+            </w:r>
+            <w:proofErr w:type="spellStart"/>
+            <w:r>
+              <w:rPr>
+                <w:rFonts w:hint="eastAsia"/>
+              </w:rPr>
+              <w:t>hbase</w:t>
+            </w:r>
+            <w:proofErr w:type="spellEnd"/>
+            <w:r>
+              <w:rPr>
+                <w:rFonts w:hint="eastAsia"/>
+              </w:rPr>
+              <w:t>/</w:t>
+            </w:r>
+            <w:proofErr w:type="spellStart"/>
+            <w:r>
+              <w:rPr>
+                <w:rFonts w:hint="eastAsia"/>
+              </w:rPr>
+              <w:t>mongdb</w:t>
+            </w:r>
+            <w:proofErr w:type="spellEnd"/>
+            <w:r>
+              <w:rPr>
+                <w:rFonts w:hint="eastAsia"/>
+              </w:rPr>
+              <w:t>/</w:t>
+            </w:r>
+            <w:r>
+              <w:t>Cassandra</w:t>
+            </w:r>
+            <w:r>
+              <w:rPr>
+                <w:rFonts w:hint="eastAsia"/>
+              </w:rPr>
+              <w:t>/</w:t>
+            </w:r>
+            <w:r>
+              <w:rPr>
+                <w:rFonts w:hint="eastAsia"/>
+              </w:rPr>
+              <w:t>）</w:t>
+            </w:r>
+          </w:p>
+        </w:tc>
+        <w:tc>
+          <w:tcPr>
+            <w:tcW w:w="992" w:type="dxa"/>
+          </w:tcPr>
+          <w:p>
+            <w:r>
+              <w:rPr>
+                <w:rFonts w:hint="eastAsia"/>
+              </w:rPr>
+              <w:t>王文净</w:t>
+            </w:r>
+          </w:p>
+        </w:tc>
+        <w:tc>
+          <w:tcPr>
+            <w:tcW w:w="1044" w:type="dxa"/>
+          </w:tcPr>
+          <w:p>
+            <w:r>
+              <w:rPr>
+                <w:rFonts w:hint="eastAsia"/>
+              </w:rPr>
+              <w:t>4-2</w:t>
             </w:r>
             <w:r>
               <w:rPr>
@@ -791,150 +832,196 @@
         </w:tc>
         <w:tc>
           <w:tcPr>
-            <w:tcW w:w="1134" w:type="dxa"/>
+            <w:tcW w:w="1016" w:type="dxa"/>
           </w:tcPr>
           <w:p/>
         </w:tc>
         <w:tc>
           <w:tcPr>
-            <w:tcW w:w="2035" w:type="dxa"/>
-          </w:tcPr>
-          <w:p/>
+            <w:tcW w:w="1818" w:type="dxa"/>
+          </w:tcPr>
+          <w:p>
+            <w:proofErr w:type="spellStart"/>
+            <w:r>
+              <w:t>S</w:t>
+            </w:r>
+            <w:r>
+              <w:rPr>
+                <w:rFonts w:hint="eastAsia"/>
+              </w:rPr>
+              <w:t>equoiadb</w:t>
+            </w:r>
+            <w:proofErr w:type="spellEnd"/>
+            <w:r>
+              <w:rPr>
+                <w:rFonts w:hint="eastAsia"/>
+              </w:rPr>
+              <w:t>完成</w:t>
+            </w:r>
+          </w:p>
         </w:tc>
       </w:tr>
       <w:tr>
         <w:tc>
           <w:tcPr>
-            <w:tcW w:w="3369" w:type="dxa"/>
-          </w:tcPr>
-          <w:p>
-            <w:r>
-              <w:rPr>
-                <w:rFonts w:hint="eastAsia"/>
-              </w:rPr>
-              <w:t>在调整导入工具的测试用例</w:t>
-            </w:r>
-          </w:p>
-        </w:tc>
-        <w:tc>
-          <w:tcPr>
-            <w:tcW w:w="850" w:type="dxa"/>
-          </w:tcPr>
-          <w:p>
-            <w:r>
-              <w:rPr>
-                <w:rFonts w:hint="eastAsia"/>
-              </w:rPr>
-              <w:t>胡晓</w:t>
-            </w:r>
-            <w:r>
-              <w:rPr>
-                <w:rFonts w:hint="eastAsia"/>
-              </w:rPr>
-              <w:t>均</w:t>
-            </w:r>
-          </w:p>
-        </w:tc>
-        <w:tc>
-          <w:tcPr>
-            <w:tcW w:w="1134" w:type="dxa"/>
-          </w:tcPr>
-          <w:p>
-            <w:r>
-              <w:rPr>
-                <w:rFonts w:hint="eastAsia"/>
-              </w:rPr>
-              <w:t>4-</w:t>
-            </w:r>
-            <w:r>
-              <w:rPr>
-                <w:rFonts w:hint="eastAsia"/>
-              </w:rPr>
-              <w:t>2</w:t>
-            </w:r>
-            <w:r>
-              <w:rPr>
-                <w:rFonts w:hint="eastAsia"/>
-              </w:rPr>
-              <w:t>8</w:t>
-            </w:r>
-          </w:p>
-        </w:tc>
-        <w:tc>
-          <w:tcPr>
-            <w:tcW w:w="1134" w:type="dxa"/>
+            <w:tcW w:w="3652" w:type="dxa"/>
+          </w:tcPr>
+          <w:p>
+            <w:r>
+              <w:rPr>
+                <w:rFonts w:hint="eastAsia"/>
+              </w:rPr>
+              <w:t>工具模块，</w:t>
+            </w:r>
+            <w:r>
+              <w:rPr>
+                <w:rFonts w:hint="eastAsia"/>
+              </w:rPr>
+              <w:t xml:space="preserve"> </w:t>
+            </w:r>
+            <w:proofErr w:type="spellStart"/>
+            <w:r>
+              <w:rPr>
+                <w:rFonts w:hint="eastAsia"/>
+              </w:rPr>
+              <w:t>pmd</w:t>
+            </w:r>
+            <w:proofErr w:type="spellEnd"/>
+            <w:r>
+              <w:rPr>
+                <w:rFonts w:hint="eastAsia"/>
+              </w:rPr>
+              <w:t>其他代码调整</w:t>
+            </w:r>
+          </w:p>
+        </w:tc>
+        <w:tc>
+          <w:tcPr>
+            <w:tcW w:w="992" w:type="dxa"/>
+          </w:tcPr>
+          <w:p>
+            <w:r>
+              <w:rPr>
+                <w:rFonts w:hint="eastAsia"/>
+              </w:rPr>
+              <w:t>许建辉</w:t>
+            </w:r>
+          </w:p>
+        </w:tc>
+        <w:tc>
+          <w:tcPr>
+            <w:tcW w:w="1044" w:type="dxa"/>
+          </w:tcPr>
+          <w:p>
+            <w:r>
+              <w:rPr>
+                <w:rFonts w:hint="eastAsia"/>
+              </w:rPr>
+              <w:t>4-28</w:t>
+            </w:r>
+          </w:p>
+        </w:tc>
+        <w:tc>
+          <w:tcPr>
+            <w:tcW w:w="1016" w:type="dxa"/>
           </w:tcPr>
           <w:p/>
         </w:tc>
         <w:tc>
           <w:tcPr>
-            <w:tcW w:w="2035" w:type="dxa"/>
-          </w:tcPr>
-          <w:p/>
+            <w:tcW w:w="1818" w:type="dxa"/>
+          </w:tcPr>
+          <w:p>
+            <w:r>
+              <w:rPr>
+                <w:rFonts w:hint="eastAsia"/>
+              </w:rPr>
+              <w:t>完成</w:t>
+            </w:r>
+            <w:r>
+              <w:rPr>
+                <w:rFonts w:hint="eastAsia"/>
+              </w:rPr>
+              <w:t>30%</w:t>
+            </w:r>
+          </w:p>
         </w:tc>
       </w:tr>
       <w:tr>
         <w:tc>
           <w:tcPr>
-            <w:tcW w:w="3369" w:type="dxa"/>
-          </w:tcPr>
-          <w:p>
-            <w:proofErr w:type="spellStart"/>
-            <w:r>
-              <w:t>S</w:t>
-            </w:r>
-            <w:r>
-              <w:rPr>
-                <w:rFonts w:hint="eastAsia"/>
-              </w:rPr>
-              <w:t>sh</w:t>
-            </w:r>
-            <w:proofErr w:type="spellEnd"/>
-            <w:r>
-              <w:rPr>
-                <w:rFonts w:hint="eastAsia"/>
-              </w:rPr>
-              <w:t>、</w:t>
-            </w:r>
-            <w:proofErr w:type="spellStart"/>
-            <w:r>
-              <w:rPr>
-                <w:rFonts w:hint="eastAsia"/>
-              </w:rPr>
-              <w:t>scp</w:t>
-            </w:r>
-            <w:proofErr w:type="spellEnd"/>
-            <w:r>
-              <w:rPr>
-                <w:rFonts w:hint="eastAsia"/>
-              </w:rPr>
-              <w:t>完善这一块的相关文档</w:t>
-            </w:r>
-          </w:p>
-        </w:tc>
-        <w:tc>
-          <w:tcPr>
-            <w:tcW w:w="850" w:type="dxa"/>
-          </w:tcPr>
-          <w:p>
-            <w:r>
-              <w:rPr>
-                <w:rFonts w:hint="eastAsia"/>
-              </w:rPr>
-              <w:t>武赟</w:t>
-            </w:r>
-          </w:p>
-        </w:tc>
-        <w:tc>
-          <w:tcPr>
-            <w:tcW w:w="1134" w:type="dxa"/>
-          </w:tcPr>
-          <w:p>
-            <w:r>
-              <w:rPr>
-                <w:rFonts w:hint="eastAsia"/>
-              </w:rPr>
-              <w:t>4-2</w:t>
+            <w:tcW w:w="3652" w:type="dxa"/>
+          </w:tcPr>
+          <w:p>
+            <w:r>
+              <w:rPr>
+                <w:rFonts w:hint="eastAsia"/>
+              </w:rPr>
+              <w:t>继续</w:t>
+            </w:r>
+            <w:r>
+              <w:rPr>
+                <w:rFonts w:hint="eastAsia"/>
+              </w:rPr>
+              <w:t xml:space="preserve">OM </w:t>
+            </w:r>
+            <w:r>
+              <w:rPr>
+                <w:rFonts w:hint="eastAsia"/>
+              </w:rPr>
+              <w:t>命令端</w:t>
+            </w:r>
+            <w:r>
+              <w:rPr>
+                <w:rFonts w:hint="eastAsia"/>
+              </w:rPr>
+              <w:t xml:space="preserve"> </w:t>
+            </w:r>
+            <w:r>
+              <w:rPr>
+                <w:rFonts w:hint="eastAsia"/>
+              </w:rPr>
+              <w:t>拉通</w:t>
+            </w:r>
+          </w:p>
+          <w:p>
+            <w:r>
+              <w:rPr>
+                <w:rFonts w:hint="eastAsia"/>
+              </w:rPr>
+              <w:t>继续页面部分开发</w:t>
+            </w:r>
+          </w:p>
+        </w:tc>
+        <w:tc>
+          <w:tcPr>
+            <w:tcW w:w="992" w:type="dxa"/>
+          </w:tcPr>
+          <w:p>
+            <w:r>
+              <w:rPr>
+                <w:rFonts w:hint="eastAsia"/>
+              </w:rPr>
+              <w:t>许建辉何嘉文</w:t>
+            </w:r>
+          </w:p>
+        </w:tc>
+        <w:tc>
+          <w:tcPr>
+            <w:tcW w:w="1044" w:type="dxa"/>
+          </w:tcPr>
+          <w:p>
+            <w:r>
+              <w:rPr>
+                <w:rFonts w:hint="eastAsia"/>
+              </w:rPr>
+              <w:t>4-</w:t>
+            </w:r>
+            <w:r>
+              <w:rPr>
+                <w:rFonts w:hint="eastAsia"/>
+              </w:rPr>
+              <w:t>2</w:t>
             </w:r>
             <w:r>
               <w:rPr>
@@ -946,25 +1033,277 @@
         </w:tc>
         <w:tc>
           <w:tcPr>
-            <w:tcW w:w="1134" w:type="dxa"/>
+            <w:tcW w:w="1016" w:type="dxa"/>
           </w:tcPr>
           <w:p/>
         </w:tc>
         <w:tc>
           <w:tcPr>
-            <w:tcW w:w="2035" w:type="dxa"/>
-          </w:tcPr>
-          <w:p/>
+            <w:tcW w:w="1818" w:type="dxa"/>
+          </w:tcPr>
+          <w:p>
+            <w:r>
+              <w:rPr>
+                <w:rFonts w:hint="eastAsia"/>
+              </w:rPr>
+              <w:t>上周未进展</w:t>
+            </w:r>
+          </w:p>
         </w:tc>
       </w:tr>
       <w:tr>
         <w:tc>
           <w:tcPr>
-            <w:tcW w:w="3369" w:type="dxa"/>
+            <w:tcW w:w="3652" w:type="dxa"/>
           </w:tcPr>
           <w:p>
             <w:proofErr w:type="spellStart"/>
             <w:r>
+              <w:t>S</w:t>
+            </w:r>
+            <w:r>
+              <w:rPr>
+                <w:rFonts w:hint="eastAsia"/>
+              </w:rPr>
+              <w:t>db</w:t>
+            </w:r>
+            <w:proofErr w:type="spellEnd"/>
+            <w:r>
+              <w:rPr>
+                <w:rFonts w:hint="eastAsia"/>
+              </w:rPr>
+              <w:t>导入工具</w:t>
+            </w:r>
+            <w:r>
+              <w:rPr>
+                <w:rFonts w:hint="eastAsia"/>
+              </w:rPr>
+              <w:t>(</w:t>
+            </w:r>
+            <w:proofErr w:type="spellStart"/>
+            <w:r>
+              <w:rPr>
+                <w:rFonts w:hint="eastAsia"/>
+              </w:rPr>
+              <w:t>csv</w:t>
+            </w:r>
+            <w:proofErr w:type="spellEnd"/>
+            <w:r>
+              <w:rPr>
+                <w:rFonts w:hint="eastAsia"/>
+              </w:rPr>
+              <w:t>格式</w:t>
+            </w:r>
+            <w:r>
+              <w:rPr>
+                <w:rFonts w:hint="eastAsia"/>
+              </w:rPr>
+              <w:t>)</w:t>
+            </w:r>
+            <w:r>
+              <w:rPr>
+                <w:rFonts w:hint="eastAsia"/>
+              </w:rPr>
+              <w:t>可以指定类型</w:t>
+            </w:r>
+          </w:p>
+        </w:tc>
+        <w:tc>
+          <w:tcPr>
+            <w:tcW w:w="992" w:type="dxa"/>
+          </w:tcPr>
+          <w:p>
+            <w:r>
+              <w:rPr>
+                <w:rFonts w:hint="eastAsia"/>
+              </w:rPr>
+              <w:t>何嘉文</w:t>
+            </w:r>
+          </w:p>
+        </w:tc>
+        <w:tc>
+          <w:tcPr>
+            <w:tcW w:w="1044" w:type="dxa"/>
+          </w:tcPr>
+          <w:p>
+            <w:r>
+              <w:rPr>
+                <w:rFonts w:hint="eastAsia"/>
+              </w:rPr>
+              <w:t>5-5</w:t>
+            </w:r>
+          </w:p>
+        </w:tc>
+        <w:tc>
+          <w:tcPr>
+            <w:tcW w:w="1016" w:type="dxa"/>
+          </w:tcPr>
+          <w:p/>
+        </w:tc>
+        <w:tc>
+          <w:tcPr>
+            <w:tcW w:w="1818" w:type="dxa"/>
+          </w:tcPr>
+          <w:p/>
+        </w:tc>
+      </w:tr>
+      <w:tr>
+        <w:tc>
+          <w:tcPr>
+            <w:tcW w:w="3652" w:type="dxa"/>
+          </w:tcPr>
+          <w:p>
+            <w:r>
+              <w:rPr>
+                <w:rFonts w:hint="eastAsia"/>
+              </w:rPr>
+              <w:t>在调整导入工具的测试用例</w:t>
+            </w:r>
+          </w:p>
+        </w:tc>
+        <w:tc>
+          <w:tcPr>
+            <w:tcW w:w="992" w:type="dxa"/>
+          </w:tcPr>
+          <w:p>
+            <w:r>
+              <w:rPr>
+                <w:rFonts w:hint="eastAsia"/>
+              </w:rPr>
+              <w:t>胡晓</w:t>
+            </w:r>
+            <w:r>
+              <w:rPr>
+                <w:rFonts w:hint="eastAsia"/>
+              </w:rPr>
+              <w:t>均</w:t>
+            </w:r>
+          </w:p>
+        </w:tc>
+        <w:tc>
+          <w:tcPr>
+            <w:tcW w:w="1044" w:type="dxa"/>
+          </w:tcPr>
+          <w:p>
+            <w:r>
+              <w:rPr>
+                <w:rFonts w:hint="eastAsia"/>
+              </w:rPr>
+              <w:t>4-</w:t>
+            </w:r>
+            <w:r>
+              <w:rPr>
+                <w:rFonts w:hint="eastAsia"/>
+              </w:rPr>
+              <w:t>2</w:t>
+            </w:r>
+            <w:r>
+              <w:rPr>
+                <w:rFonts w:hint="eastAsia"/>
+              </w:rPr>
+              <w:t>8</w:t>
+            </w:r>
+          </w:p>
+        </w:tc>
+        <w:tc>
+          <w:tcPr>
+            <w:tcW w:w="1016" w:type="dxa"/>
+          </w:tcPr>
+          <w:p/>
+        </w:tc>
+        <w:tc>
+          <w:tcPr>
+            <w:tcW w:w="1818" w:type="dxa"/>
+          </w:tcPr>
+          <w:p>
+            <w:r>
+              <w:rPr>
+                <w:rFonts w:hint="eastAsia"/>
+              </w:rPr>
+              <w:t>已完成</w:t>
+            </w:r>
+            <w:r>
+              <w:rPr>
+                <w:rFonts w:hint="eastAsia"/>
+              </w:rPr>
+              <w:t>80%</w:t>
+            </w:r>
+          </w:p>
+        </w:tc>
+      </w:tr>
+      <w:tr>
+        <w:tc>
+          <w:tcPr>
+            <w:tcW w:w="3652" w:type="dxa"/>
+          </w:tcPr>
+          <w:p>
+            <w:r>
+              <w:rPr>
+                <w:rFonts w:hint="eastAsia"/>
+              </w:rPr>
+              <w:t>外部</w:t>
+            </w:r>
+            <w:r>
+              <w:rPr>
+                <w:rFonts w:hint="eastAsia"/>
+              </w:rPr>
+              <w:t>web</w:t>
+            </w:r>
+            <w:r>
+              <w:rPr>
+                <w:rFonts w:hint="eastAsia"/>
+              </w:rPr>
+              <w:t>操作类文档（查询规则）</w:t>
+            </w:r>
+          </w:p>
+        </w:tc>
+        <w:tc>
+          <w:tcPr>
+            <w:tcW w:w="992" w:type="dxa"/>
+          </w:tcPr>
+          <w:p>
+            <w:r>
+              <w:rPr>
+                <w:rFonts w:hint="eastAsia"/>
+              </w:rPr>
+              <w:t>胡晓均</w:t>
+            </w:r>
+          </w:p>
+        </w:tc>
+        <w:tc>
+          <w:tcPr>
+            <w:tcW w:w="1044" w:type="dxa"/>
+          </w:tcPr>
+          <w:p>
+            <w:r>
+              <w:rPr>
+                <w:rFonts w:hint="eastAsia"/>
+              </w:rPr>
+              <w:t>5-5</w:t>
+            </w:r>
+          </w:p>
+        </w:tc>
+        <w:tc>
+          <w:tcPr>
+            <w:tcW w:w="1016" w:type="dxa"/>
+          </w:tcPr>
+          <w:p/>
+        </w:tc>
+        <w:tc>
+          <w:tcPr>
+            <w:tcW w:w="1818" w:type="dxa"/>
+          </w:tcPr>
+          <w:p/>
+        </w:tc>
+      </w:tr>
+      <w:tr>
+        <w:tc>
+          <w:tcPr>
+            <w:tcW w:w="3652" w:type="dxa"/>
+          </w:tcPr>
+          <w:p>
+            <w:proofErr w:type="spellStart"/>
+            <w:r>
               <w:t>dps</w:t>
             </w:r>
             <w:proofErr w:type="spellEnd"/>
@@ -978,10 +1317,38 @@
               <w:t>工具代码调整，单元测试。</w:t>
             </w:r>
           </w:p>
-        </w:tc>
-        <w:tc>
-          <w:tcPr>
-            <w:tcW w:w="850" w:type="dxa"/>
+          <w:p>
+            <w:r>
+              <w:rPr>
+                <w:rFonts w:hint="eastAsia"/>
+              </w:rPr>
+              <w:t>--</w:t>
+            </w:r>
+            <w:r>
+              <w:rPr>
+                <w:rFonts w:hint="eastAsia"/>
+              </w:rPr>
+              <w:t>过滤器调整为链式</w:t>
+            </w:r>
+          </w:p>
+          <w:p>
+            <w:r>
+              <w:rPr>
+                <w:rFonts w:hint="eastAsia"/>
+              </w:rPr>
+              <w:t>--</w:t>
+            </w:r>
+            <w:r>
+              <w:rPr>
+                <w:rFonts w:hint="eastAsia"/>
+              </w:rPr>
+              <w:t>统一参数加载方式</w:t>
+            </w:r>
+          </w:p>
+        </w:tc>
+        <w:tc>
+          <w:tcPr>
+            <w:tcW w:w="992" w:type="dxa"/>
           </w:tcPr>
           <w:p>
             <w:r>
@@ -994,7 +1361,7 @@
         </w:tc>
         <w:tc>
           <w:tcPr>
-            <w:tcW w:w="1134" w:type="dxa"/>
+            <w:tcW w:w="1044" w:type="dxa"/>
           </w:tcPr>
           <w:p>
             <w:r>
@@ -1019,15 +1386,136 @@
         </w:tc>
         <w:tc>
           <w:tcPr>
-            <w:tcW w:w="1134" w:type="dxa"/>
+            <w:tcW w:w="1016" w:type="dxa"/>
           </w:tcPr>
           <w:p/>
         </w:tc>
         <w:tc>
           <w:tcPr>
-            <w:tcW w:w="2035" w:type="dxa"/>
+            <w:tcW w:w="1818" w:type="dxa"/>
+          </w:tcPr>
+          <w:p>
+            <w:r>
+              <w:rPr>
+                <w:rFonts w:hint="eastAsia"/>
+              </w:rPr>
+              <w:t>90%</w:t>
+            </w:r>
+            <w:r>
+              <w:rPr>
+                <w:rFonts w:hint="eastAsia"/>
+              </w:rPr>
+              <w:t>已完成</w:t>
+            </w:r>
+          </w:p>
+        </w:tc>
+      </w:tr>
+      <w:tr>
+        <w:tc>
+          <w:tcPr>
+            <w:tcW w:w="3652" w:type="dxa"/>
+          </w:tcPr>
+          <w:p>
+            <w:r>
+              <w:rPr>
+                <w:rFonts w:hint="eastAsia"/>
+              </w:rPr>
+              <w:t>去</w:t>
+            </w:r>
+            <w:proofErr w:type="spellStart"/>
+            <w:r>
+              <w:rPr>
+                <w:rFonts w:hint="eastAsia"/>
+              </w:rPr>
+              <w:t>mongodb</w:t>
+            </w:r>
+            <w:proofErr w:type="spellEnd"/>
+            <w:r>
+              <w:rPr>
+                <w:rFonts w:hint="eastAsia"/>
+              </w:rPr>
+              <w:t>代码</w:t>
+            </w:r>
+            <w:r>
+              <w:rPr>
+                <w:rFonts w:hint="eastAsia"/>
+              </w:rPr>
+              <w:t>(</w:t>
+            </w:r>
+            <w:proofErr w:type="spellStart"/>
+            <w:r>
+              <w:rPr>
+                <w:rFonts w:hint="eastAsia"/>
+              </w:rPr>
+              <w:t>ixmkeygen</w:t>
+            </w:r>
+            <w:proofErr w:type="spellEnd"/>
+            <w:r>
+              <w:rPr>
+                <w:rFonts w:hint="eastAsia"/>
+              </w:rPr>
+              <w:t>/</w:t>
+            </w:r>
+            <w:proofErr w:type="spellStart"/>
+            <w:r>
+              <w:rPr>
+                <w:rFonts w:hint="eastAsia"/>
+              </w:rPr>
+              <w:t>mth</w:t>
+            </w:r>
+            <w:proofErr w:type="spellEnd"/>
+            <w:r>
+              <w:rPr>
+                <w:rFonts w:hint="eastAsia"/>
+              </w:rPr>
+              <w:t>)</w:t>
+            </w:r>
+          </w:p>
+        </w:tc>
+        <w:tc>
+          <w:tcPr>
+            <w:tcW w:w="992" w:type="dxa"/>
+          </w:tcPr>
+          <w:p>
+            <w:r>
+              <w:rPr>
+                <w:rFonts w:hint="eastAsia"/>
+              </w:rPr>
+              <w:t>武赟</w:t>
+            </w:r>
+          </w:p>
+        </w:tc>
+        <w:tc>
+          <w:tcPr>
+            <w:tcW w:w="1044" w:type="dxa"/>
+          </w:tcPr>
+          <w:p>
+            <w:r>
+              <w:rPr>
+                <w:rFonts w:hint="eastAsia"/>
+              </w:rPr>
+              <w:t>5-5</w:t>
+            </w:r>
+          </w:p>
+        </w:tc>
+        <w:tc>
+          <w:tcPr>
+            <w:tcW w:w="1016" w:type="dxa"/>
           </w:tcPr>
           <w:p/>
+        </w:tc>
+        <w:tc>
+          <w:tcPr>
+            <w:tcW w:w="1818" w:type="dxa"/>
+          </w:tcPr>
+          <w:p>
+            <w:r>
+              <w:rPr>
+                <w:rFonts w:hint="eastAsia"/>
+              </w:rPr>
+              <w:t>晓均测试</w:t>
+            </w:r>
+          </w:p>
         </w:tc>
       </w:tr>
     </w:tbl>
@@ -1044,6 +1532,7 @@
         <w:rPr>
           <w:rFonts w:hint="eastAsia"/>
         </w:rPr>
+        <w:lastRenderedPageBreak/>
         <w:t>问题反馈（</w:t>
       </w:r>
       <w:r>
@@ -1327,40 +1816,11 @@
       </w:r>
     </w:p>
     <w:p>
-      <w:pPr>
-        <w:ind w:left="420"/>
-      </w:pPr>
       <w:r>
         <w:rPr>
           <w:rFonts w:hint="eastAsia"/>
         </w:rPr>
-        <w:t>武赟</w:t>
-      </w:r>
-      <w:r>
-        <w:rPr>
-          <w:rFonts w:hint="eastAsia"/>
-        </w:rPr>
-        <w:t xml:space="preserve"> file</w:t>
-      </w:r>
-      <w:r>
-        <w:rPr>
-          <w:rFonts w:hint="eastAsia"/>
-        </w:rPr>
-        <w:t>、</w:t>
-      </w:r>
-      <w:proofErr w:type="spellStart"/>
-      <w:r>
-        <w:rPr>
-          <w:rFonts w:hint="eastAsia"/>
-        </w:rPr>
-        <w:t>cmd</w:t>
-      </w:r>
-      <w:proofErr w:type="spellEnd"/>
-      <w:r>
-        <w:rPr>
-          <w:rFonts w:hint="eastAsia"/>
-        </w:rPr>
-        <w:t>等类使用介绍</w:t>
+        <w:t>NA</w:t>
       </w:r>
     </w:p>
     <w:p>
@@ -1496,15 +1956,46 @@
           <w:p>
             <w:pPr>
               <w:rPr>
-                <w:color w:val="A6A6A6" w:themeColor="background1" w:themeShade="A6"/>
+                <w:color w:val="D9D9D9" w:themeColor="background1" w:themeShade="D9"/>
               </w:rPr>
             </w:pPr>
-            <w:r>
-              <w:rPr>
-                <w:rFonts w:hint="eastAsia"/>
-                <w:color w:val="A6A6A6" w:themeColor="background1" w:themeShade="A6"/>
-              </w:rPr>
-              <w:t>模糊搜索、大小写匹配、括号匹配已完成。</w:t>
+            <w:proofErr w:type="spellStart"/>
+            <w:r>
+              <w:rPr>
+                <w:color w:val="D9D9D9" w:themeColor="background1" w:themeShade="D9"/>
+              </w:rPr>
+              <w:t>S</w:t>
+            </w:r>
+            <w:r>
+              <w:rPr>
+                <w:rFonts w:hint="eastAsia"/>
+                <w:color w:val="D9D9D9" w:themeColor="background1" w:themeShade="D9"/>
+              </w:rPr>
+              <w:t>sh</w:t>
+            </w:r>
+            <w:proofErr w:type="spellEnd"/>
+            <w:r>
+              <w:rPr>
+                <w:rFonts w:hint="eastAsia"/>
+                <w:color w:val="D9D9D9" w:themeColor="background1" w:themeShade="D9"/>
+              </w:rPr>
+              <w:t>、</w:t>
+            </w:r>
+            <w:proofErr w:type="spellStart"/>
+            <w:r>
+              <w:rPr>
+                <w:rFonts w:hint="eastAsia"/>
+                <w:color w:val="D9D9D9" w:themeColor="background1" w:themeShade="D9"/>
+              </w:rPr>
+              <w:t>scp</w:t>
+            </w:r>
+            <w:proofErr w:type="spellEnd"/>
+            <w:r>
+              <w:rPr>
+                <w:rFonts w:hint="eastAsia"/>
+                <w:color w:val="D9D9D9" w:themeColor="background1" w:themeShade="D9"/>
+              </w:rPr>
+              <w:t>完善这一块的相关文档</w:t>
             </w:r>
           </w:p>
         </w:tc>
@@ -1515,15 +2006,15 @@
           <w:p>
             <w:pPr>
               <w:rPr>
-                <w:color w:val="A6A6A6" w:themeColor="background1" w:themeShade="A6"/>
+                <w:color w:val="D9D9D9" w:themeColor="background1" w:themeShade="D9"/>
               </w:rPr>
             </w:pPr>
             <w:r>
               <w:rPr>
                 <w:rFonts w:hint="eastAsia"/>
-                <w:color w:val="A6A6A6" w:themeColor="background1" w:themeShade="A6"/>
-              </w:rPr>
-              <w:t>谭钊波</w:t>
+                <w:color w:val="D9D9D9" w:themeColor="background1" w:themeShade="D9"/>
+              </w:rPr>
+              <w:t>武赟</w:t>
             </w:r>
           </w:p>
         </w:tc>
@@ -1534,15 +2025,15 @@
           <w:p>
             <w:pPr>
               <w:rPr>
-                <w:color w:val="A6A6A6" w:themeColor="background1" w:themeShade="A6"/>
+                <w:color w:val="D9D9D9" w:themeColor="background1" w:themeShade="D9"/>
               </w:rPr>
             </w:pPr>
             <w:r>
               <w:rPr>
                 <w:rFonts w:hint="eastAsia"/>
-                <w:color w:val="A6A6A6" w:themeColor="background1" w:themeShade="A6"/>
-              </w:rPr>
-              <w:t>4-21</w:t>
+                <w:color w:val="D9D9D9" w:themeColor="background1" w:themeShade="D9"/>
+              </w:rPr>
+              <w:t>4-28</w:t>
             </w:r>
           </w:p>
         </w:tc>
@@ -1553,15 +2044,15 @@
           <w:p>
             <w:pPr>
               <w:rPr>
-                <w:color w:val="A6A6A6" w:themeColor="background1" w:themeShade="A6"/>
+                <w:color w:val="D9D9D9" w:themeColor="background1" w:themeShade="D9"/>
               </w:rPr>
             </w:pPr>
             <w:r>
               <w:rPr>
                 <w:rFonts w:hint="eastAsia"/>
-                <w:color w:val="A6A6A6" w:themeColor="background1" w:themeShade="A6"/>
-              </w:rPr>
-              <w:t>4-28</w:t>
+                <w:color w:val="D9D9D9" w:themeColor="background1" w:themeShade="D9"/>
+              </w:rPr>
+              <w:t>4-30</w:t>
             </w:r>
           </w:p>
         </w:tc>
@@ -1572,9 +2063,29 @@
           <w:p>
             <w:pPr>
               <w:rPr>
-                <w:color w:val="A6A6A6" w:themeColor="background1" w:themeShade="A6"/>
+                <w:color w:val="D9D9D9" w:themeColor="background1" w:themeShade="D9"/>
               </w:rPr>
             </w:pPr>
+            <w:r>
+              <w:rPr>
+                <w:color w:val="D9D9D9" w:themeColor="background1" w:themeShade="D9"/>
+              </w:rPr>
+              <w:t>S</w:t>
+            </w:r>
+            <w:r>
+              <w:rPr>
+                <w:rFonts w:hint="eastAsia"/>
+                <w:color w:val="D9D9D9" w:themeColor="background1" w:themeShade="D9"/>
+              </w:rPr>
+              <w:t>tory</w:t>
+            </w:r>
+            <w:r>
+              <w:rPr>
+                <w:rFonts w:hint="eastAsia"/>
+                <w:color w:val="D9D9D9" w:themeColor="background1" w:themeShade="D9"/>
+              </w:rPr>
+              <w:t>文档完成</w:t>
+            </w:r>
           </w:p>
         </w:tc>
       </w:tr>
@@ -1586,69 +2097,53 @@
           <w:p>
             <w:pPr>
               <w:rPr>
-                <w:color w:val="A6A6A6" w:themeColor="background1" w:themeShade="A6"/>
+                <w:color w:val="D9D9D9" w:themeColor="background1" w:themeShade="D9"/>
               </w:rPr>
             </w:pPr>
             <w:r>
               <w:rPr>
                 <w:rFonts w:hint="eastAsia"/>
-                <w:color w:val="A6A6A6" w:themeColor="background1" w:themeShade="A6"/>
-              </w:rPr>
-              <w:t>Mongo</w:t>
-            </w:r>
-            <w:r>
-              <w:rPr>
-                <w:rFonts w:hint="eastAsia"/>
-                <w:color w:val="A6A6A6" w:themeColor="background1" w:themeShade="A6"/>
-              </w:rPr>
-              <w:t>多分区</w:t>
-            </w:r>
-            <w:r>
-              <w:rPr>
-                <w:rFonts w:hint="eastAsia"/>
-                <w:color w:val="A6A6A6" w:themeColor="background1" w:themeShade="A6"/>
-              </w:rPr>
-              <w:t xml:space="preserve"> W=1/2/3 </w:t>
-            </w:r>
-            <w:r>
-              <w:rPr>
-                <w:rFonts w:hint="eastAsia"/>
-                <w:color w:val="A6A6A6" w:themeColor="background1" w:themeShade="A6"/>
-              </w:rPr>
-              <w:t>已完成</w:t>
-            </w:r>
-          </w:p>
+                <w:color w:val="D9D9D9" w:themeColor="background1" w:themeShade="D9"/>
+              </w:rPr>
+              <w:t>演示页面开发</w:t>
+            </w:r>
+          </w:p>
+        </w:tc>
+        <w:tc>
+          <w:tcPr>
+            <w:tcW w:w="850" w:type="dxa"/>
+          </w:tcPr>
           <w:p>
             <w:pPr>
               <w:rPr>
-                <w:color w:val="A6A6A6" w:themeColor="background1" w:themeShade="A6"/>
+                <w:color w:val="D9D9D9" w:themeColor="background1" w:themeShade="D9"/>
               </w:rPr>
             </w:pPr>
             <w:r>
               <w:rPr>
                 <w:rFonts w:hint="eastAsia"/>
-                <w:color w:val="A6A6A6" w:themeColor="background1" w:themeShade="A6"/>
-              </w:rPr>
-              <w:t>磊科部分支持，分区表性能比较</w:t>
-            </w:r>
-          </w:p>
-        </w:tc>
-        <w:tc>
-          <w:tcPr>
-            <w:tcW w:w="850" w:type="dxa"/>
+                <w:color w:val="D9D9D9" w:themeColor="background1" w:themeShade="D9"/>
+              </w:rPr>
+              <w:t>何嘉文</w:t>
+            </w:r>
+          </w:p>
+        </w:tc>
+        <w:tc>
+          <w:tcPr>
+            <w:tcW w:w="1134" w:type="dxa"/>
           </w:tcPr>
           <w:p>
             <w:pPr>
               <w:rPr>
-                <w:color w:val="A6A6A6" w:themeColor="background1" w:themeShade="A6"/>
+                <w:color w:val="D9D9D9" w:themeColor="background1" w:themeShade="D9"/>
               </w:rPr>
             </w:pPr>
             <w:r>
               <w:rPr>
                 <w:rFonts w:hint="eastAsia"/>
-                <w:color w:val="A6A6A6" w:themeColor="background1" w:themeShade="A6"/>
-              </w:rPr>
-              <w:t>王文净</w:t>
+                <w:color w:val="D9D9D9" w:themeColor="background1" w:themeShade="D9"/>
+              </w:rPr>
+              <w:t>4-28</w:t>
             </w:r>
           </w:p>
         </w:tc>
@@ -1659,863 +2154,34 @@
           <w:p>
             <w:pPr>
               <w:rPr>
-                <w:color w:val="A6A6A6" w:themeColor="background1" w:themeShade="A6"/>
+                <w:color w:val="D9D9D9" w:themeColor="background1" w:themeShade="D9"/>
               </w:rPr>
             </w:pPr>
             <w:r>
               <w:rPr>
                 <w:rFonts w:hint="eastAsia"/>
-                <w:color w:val="A6A6A6" w:themeColor="background1" w:themeShade="A6"/>
-              </w:rPr>
-              <w:t>4-21</w:t>
-            </w:r>
-          </w:p>
-        </w:tc>
-        <w:tc>
-          <w:tcPr>
-            <w:tcW w:w="1134" w:type="dxa"/>
+                <w:color w:val="D9D9D9" w:themeColor="background1" w:themeShade="D9"/>
+              </w:rPr>
+              <w:t>4-30</w:t>
+            </w:r>
+          </w:p>
+        </w:tc>
+        <w:tc>
+          <w:tcPr>
+            <w:tcW w:w="2035" w:type="dxa"/>
           </w:tcPr>
           <w:p>
             <w:pPr>
               <w:rPr>
-                <w:color w:val="A6A6A6" w:themeColor="background1" w:themeShade="A6"/>
+                <w:color w:val="D9D9D9" w:themeColor="background1" w:themeShade="D9"/>
               </w:rPr>
             </w:pPr>
             <w:r>
               <w:rPr>
                 <w:rFonts w:hint="eastAsia"/>
-                <w:color w:val="A6A6A6" w:themeColor="background1" w:themeShade="A6"/>
-              </w:rPr>
-              <w:t>4-28</w:t>
-            </w:r>
-          </w:p>
-        </w:tc>
-        <w:tc>
-          <w:tcPr>
-            <w:tcW w:w="2035" w:type="dxa"/>
-          </w:tcPr>
-          <w:p>
-            <w:pPr>
-              <w:rPr>
-                <w:color w:val="A6A6A6" w:themeColor="background1" w:themeShade="A6"/>
-              </w:rPr>
-            </w:pPr>
-          </w:p>
-        </w:tc>
-      </w:tr>
-      <w:tr>
-        <w:tc>
-          <w:tcPr>
-            <w:tcW w:w="3369" w:type="dxa"/>
-          </w:tcPr>
-          <w:p>
-            <w:pPr>
-              <w:rPr>
-                <w:color w:val="A6A6A6" w:themeColor="background1" w:themeShade="A6"/>
-              </w:rPr>
-            </w:pPr>
-            <w:proofErr w:type="spellStart"/>
-            <w:r>
-              <w:rPr>
-                <w:color w:val="A6A6A6" w:themeColor="background1" w:themeShade="A6"/>
-              </w:rPr>
-              <w:t>P</w:t>
-            </w:r>
-            <w:r>
-              <w:rPr>
-                <w:rFonts w:hint="eastAsia"/>
-                <w:color w:val="A6A6A6" w:themeColor="background1" w:themeShade="A6"/>
-              </w:rPr>
-              <w:t>dlog</w:t>
-            </w:r>
-            <w:proofErr w:type="spellEnd"/>
-            <w:r>
-              <w:rPr>
-                <w:rFonts w:hint="eastAsia"/>
-                <w:color w:val="A6A6A6" w:themeColor="background1" w:themeShade="A6"/>
-              </w:rPr>
-              <w:t xml:space="preserve"> </w:t>
-            </w:r>
-            <w:r>
-              <w:rPr>
-                <w:rFonts w:hint="eastAsia"/>
-                <w:color w:val="A6A6A6" w:themeColor="background1" w:themeShade="A6"/>
-              </w:rPr>
-              <w:t>分文件存储、参数配置，重复代码的整理，工具代码整理部分完成</w:t>
-            </w:r>
-          </w:p>
-        </w:tc>
-        <w:tc>
-          <w:tcPr>
-            <w:tcW w:w="850" w:type="dxa"/>
-          </w:tcPr>
-          <w:p>
-            <w:pPr>
-              <w:rPr>
-                <w:color w:val="A6A6A6" w:themeColor="background1" w:themeShade="A6"/>
-              </w:rPr>
-            </w:pPr>
-            <w:r>
-              <w:rPr>
-                <w:rFonts w:hint="eastAsia"/>
-                <w:color w:val="A6A6A6" w:themeColor="background1" w:themeShade="A6"/>
-              </w:rPr>
-              <w:t>许建辉</w:t>
-            </w:r>
-          </w:p>
-        </w:tc>
-        <w:tc>
-          <w:tcPr>
-            <w:tcW w:w="1134" w:type="dxa"/>
-          </w:tcPr>
-          <w:p>
-            <w:pPr>
-              <w:rPr>
-                <w:color w:val="A6A6A6" w:themeColor="background1" w:themeShade="A6"/>
-              </w:rPr>
-            </w:pPr>
-            <w:r>
-              <w:rPr>
-                <w:rFonts w:hint="eastAsia"/>
-                <w:color w:val="A6A6A6" w:themeColor="background1" w:themeShade="A6"/>
-              </w:rPr>
-              <w:t>4-21</w:t>
-            </w:r>
-          </w:p>
-        </w:tc>
-        <w:tc>
-          <w:tcPr>
-            <w:tcW w:w="1134" w:type="dxa"/>
-          </w:tcPr>
-          <w:p>
-            <w:pPr>
-              <w:rPr>
-                <w:color w:val="A6A6A6" w:themeColor="background1" w:themeShade="A6"/>
-              </w:rPr>
-            </w:pPr>
-            <w:r>
-              <w:rPr>
-                <w:rFonts w:hint="eastAsia"/>
-                <w:color w:val="A6A6A6" w:themeColor="background1" w:themeShade="A6"/>
-              </w:rPr>
-              <w:t>4-28</w:t>
-            </w:r>
-          </w:p>
-        </w:tc>
-        <w:tc>
-          <w:tcPr>
-            <w:tcW w:w="2035" w:type="dxa"/>
-          </w:tcPr>
-          <w:p>
-            <w:pPr>
-              <w:rPr>
-                <w:color w:val="A6A6A6" w:themeColor="background1" w:themeShade="A6"/>
-              </w:rPr>
-            </w:pPr>
-          </w:p>
-        </w:tc>
-      </w:tr>
-      <w:tr>
-        <w:tc>
-          <w:tcPr>
-            <w:tcW w:w="3369" w:type="dxa"/>
-          </w:tcPr>
-          <w:p>
-            <w:pPr>
-              <w:rPr>
-                <w:color w:val="A6A6A6" w:themeColor="background1" w:themeShade="A6"/>
-                <w:highlight w:val="lightGray"/>
-              </w:rPr>
-            </w:pPr>
-            <w:r>
-              <w:rPr>
-                <w:rFonts w:hint="eastAsia"/>
-                <w:color w:val="A6A6A6" w:themeColor="background1" w:themeShade="A6"/>
-                <w:highlight w:val="lightGray"/>
-              </w:rPr>
-              <w:t>驱动接口文档</w:t>
-            </w:r>
-            <w:r>
-              <w:rPr>
-                <w:rFonts w:hint="eastAsia"/>
-                <w:color w:val="A6A6A6" w:themeColor="background1" w:themeShade="A6"/>
-                <w:highlight w:val="lightGray"/>
-              </w:rPr>
-              <w:t>man</w:t>
-            </w:r>
-            <w:r>
-              <w:rPr>
-                <w:rFonts w:hint="eastAsia"/>
-                <w:color w:val="A6A6A6" w:themeColor="background1" w:themeShade="A6"/>
-                <w:highlight w:val="lightGray"/>
-              </w:rPr>
-              <w:t>的测试</w:t>
-            </w:r>
-          </w:p>
-        </w:tc>
-        <w:tc>
-          <w:tcPr>
-            <w:tcW w:w="850" w:type="dxa"/>
-          </w:tcPr>
-          <w:p>
-            <w:pPr>
-              <w:rPr>
-                <w:color w:val="A6A6A6" w:themeColor="background1" w:themeShade="A6"/>
-                <w:highlight w:val="lightGray"/>
-              </w:rPr>
-            </w:pPr>
-            <w:r>
-              <w:rPr>
-                <w:rFonts w:hint="eastAsia"/>
-                <w:color w:val="A6A6A6" w:themeColor="background1" w:themeShade="A6"/>
-                <w:highlight w:val="lightGray"/>
-              </w:rPr>
-              <w:t>阮奕邦</w:t>
-            </w:r>
-          </w:p>
-        </w:tc>
-        <w:tc>
-          <w:tcPr>
-            <w:tcW w:w="1134" w:type="dxa"/>
-          </w:tcPr>
-          <w:p>
-            <w:pPr>
-              <w:rPr>
-                <w:color w:val="A6A6A6" w:themeColor="background1" w:themeShade="A6"/>
-                <w:highlight w:val="lightGray"/>
-              </w:rPr>
-            </w:pPr>
-            <w:r>
-              <w:rPr>
-                <w:rFonts w:hint="eastAsia"/>
-                <w:color w:val="A6A6A6" w:themeColor="background1" w:themeShade="A6"/>
-                <w:highlight w:val="lightGray"/>
-              </w:rPr>
-              <w:t>4-21</w:t>
-            </w:r>
-          </w:p>
-        </w:tc>
-        <w:tc>
-          <w:tcPr>
-            <w:tcW w:w="1134" w:type="dxa"/>
-          </w:tcPr>
-          <w:p>
-            <w:pPr>
-              <w:rPr>
-                <w:color w:val="A6A6A6" w:themeColor="background1" w:themeShade="A6"/>
-                <w:highlight w:val="lightGray"/>
-              </w:rPr>
-            </w:pPr>
-            <w:r>
-              <w:rPr>
-                <w:rFonts w:hint="eastAsia"/>
-                <w:color w:val="A6A6A6" w:themeColor="background1" w:themeShade="A6"/>
-              </w:rPr>
-              <w:t>4-28</w:t>
-            </w:r>
-          </w:p>
-        </w:tc>
-        <w:tc>
-          <w:tcPr>
-            <w:tcW w:w="2035" w:type="dxa"/>
-          </w:tcPr>
-          <w:p>
-            <w:pPr>
-              <w:rPr>
-                <w:color w:val="A6A6A6" w:themeColor="background1" w:themeShade="A6"/>
-                <w:highlight w:val="lightGray"/>
-              </w:rPr>
-            </w:pPr>
-            <w:r>
-              <w:rPr>
-                <w:rFonts w:hint="eastAsia"/>
-                <w:color w:val="A6A6A6" w:themeColor="background1" w:themeShade="A6"/>
-                <w:highlight w:val="lightGray"/>
-              </w:rPr>
-              <w:t>友好度等测试</w:t>
-            </w:r>
-          </w:p>
-        </w:tc>
-      </w:tr>
-      <w:tr>
-        <w:tc>
-          <w:tcPr>
-            <w:tcW w:w="3369" w:type="dxa"/>
-          </w:tcPr>
-          <w:p>
-            <w:pPr>
-              <w:rPr>
-                <w:color w:val="A6A6A6" w:themeColor="background1" w:themeShade="A6"/>
-              </w:rPr>
-            </w:pPr>
-            <w:proofErr w:type="spellStart"/>
-            <w:r>
-              <w:rPr>
-                <w:rFonts w:hint="eastAsia"/>
-                <w:color w:val="A6A6A6" w:themeColor="background1" w:themeShade="A6"/>
-              </w:rPr>
-              <w:t>sdbsupport</w:t>
-            </w:r>
-            <w:proofErr w:type="spellEnd"/>
-            <w:r>
-              <w:rPr>
-                <w:rFonts w:hint="eastAsia"/>
-                <w:color w:val="A6A6A6" w:themeColor="background1" w:themeShade="A6"/>
-              </w:rPr>
-              <w:t>工具之</w:t>
-            </w:r>
-            <w:r>
-              <w:rPr>
-                <w:rFonts w:hint="eastAsia"/>
-                <w:color w:val="A6A6A6" w:themeColor="background1" w:themeShade="A6"/>
-              </w:rPr>
-              <w:t>expect</w:t>
-            </w:r>
-            <w:r>
-              <w:rPr>
-                <w:rFonts w:hint="eastAsia"/>
-                <w:color w:val="A6A6A6" w:themeColor="background1" w:themeShade="A6"/>
-              </w:rPr>
-              <w:t>的异常完善已完成</w:t>
-            </w:r>
-          </w:p>
-          <w:p>
-            <w:pPr>
-              <w:rPr>
-                <w:color w:val="A6A6A6" w:themeColor="background1" w:themeShade="A6"/>
-              </w:rPr>
-            </w:pPr>
-            <w:r>
-              <w:rPr>
-                <w:rFonts w:hint="eastAsia"/>
-                <w:color w:val="A6A6A6" w:themeColor="background1" w:themeShade="A6"/>
-              </w:rPr>
-              <w:t>完成自动备份迁移工具的测试</w:t>
-            </w:r>
-          </w:p>
-          <w:p>
-            <w:pPr>
-              <w:rPr>
-                <w:color w:val="A6A6A6" w:themeColor="background1" w:themeShade="A6"/>
-              </w:rPr>
-            </w:pPr>
-          </w:p>
-        </w:tc>
-        <w:tc>
-          <w:tcPr>
-            <w:tcW w:w="850" w:type="dxa"/>
-          </w:tcPr>
-          <w:p>
-            <w:pPr>
-              <w:rPr>
-                <w:color w:val="A6A6A6" w:themeColor="background1" w:themeShade="A6"/>
-              </w:rPr>
-            </w:pPr>
-            <w:r>
-              <w:rPr>
-                <w:rFonts w:hint="eastAsia"/>
-                <w:color w:val="A6A6A6" w:themeColor="background1" w:themeShade="A6"/>
-              </w:rPr>
-              <w:t>胡晓均</w:t>
-            </w:r>
-          </w:p>
-        </w:tc>
-        <w:tc>
-          <w:tcPr>
-            <w:tcW w:w="1134" w:type="dxa"/>
-          </w:tcPr>
-          <w:p>
-            <w:pPr>
-              <w:rPr>
-                <w:color w:val="A6A6A6" w:themeColor="background1" w:themeShade="A6"/>
-              </w:rPr>
-            </w:pPr>
-            <w:r>
-              <w:rPr>
-                <w:rFonts w:hint="eastAsia"/>
-                <w:color w:val="A6A6A6" w:themeColor="background1" w:themeShade="A6"/>
-              </w:rPr>
-              <w:t>4-21</w:t>
-            </w:r>
-          </w:p>
-        </w:tc>
-        <w:tc>
-          <w:tcPr>
-            <w:tcW w:w="1134" w:type="dxa"/>
-          </w:tcPr>
-          <w:p>
-            <w:pPr>
-              <w:rPr>
-                <w:color w:val="A6A6A6" w:themeColor="background1" w:themeShade="A6"/>
-              </w:rPr>
-            </w:pPr>
-            <w:r>
-              <w:rPr>
-                <w:rFonts w:hint="eastAsia"/>
-                <w:color w:val="A6A6A6" w:themeColor="background1" w:themeShade="A6"/>
-              </w:rPr>
-              <w:t>4-28</w:t>
-            </w:r>
-          </w:p>
-        </w:tc>
-        <w:tc>
-          <w:tcPr>
-            <w:tcW w:w="2035" w:type="dxa"/>
-          </w:tcPr>
-          <w:p>
-            <w:pPr>
-              <w:rPr>
-                <w:color w:val="A6A6A6" w:themeColor="background1" w:themeShade="A6"/>
-              </w:rPr>
-            </w:pPr>
-            <w:r>
-              <w:rPr>
-                <w:rFonts w:hint="eastAsia"/>
-                <w:color w:val="A6A6A6" w:themeColor="background1" w:themeShade="A6"/>
-              </w:rPr>
-              <w:t xml:space="preserve">expect </w:t>
-            </w:r>
-            <w:r>
-              <w:rPr>
-                <w:rFonts w:hint="eastAsia"/>
-                <w:color w:val="A6A6A6" w:themeColor="background1" w:themeShade="A6"/>
-              </w:rPr>
-              <w:t>暂定</w:t>
-            </w:r>
-          </w:p>
-        </w:tc>
-      </w:tr>
-      <w:tr>
-        <w:tc>
-          <w:tcPr>
-            <w:tcW w:w="3369" w:type="dxa"/>
-          </w:tcPr>
-          <w:p>
-            <w:pPr>
-              <w:rPr>
-                <w:color w:val="A6A6A6" w:themeColor="background1" w:themeShade="A6"/>
-              </w:rPr>
-            </w:pPr>
-            <w:proofErr w:type="spellStart"/>
-            <w:r>
-              <w:rPr>
-                <w:color w:val="A6A6A6" w:themeColor="background1" w:themeShade="A6"/>
-              </w:rPr>
-              <w:t>S</w:t>
-            </w:r>
-            <w:r>
-              <w:rPr>
-                <w:rFonts w:hint="eastAsia"/>
-                <w:color w:val="A6A6A6" w:themeColor="background1" w:themeShade="A6"/>
-              </w:rPr>
-              <w:t>sh</w:t>
-            </w:r>
-            <w:proofErr w:type="spellEnd"/>
-            <w:r>
-              <w:rPr>
-                <w:rFonts w:hint="eastAsia"/>
-                <w:color w:val="A6A6A6" w:themeColor="background1" w:themeShade="A6"/>
-              </w:rPr>
-              <w:t>和</w:t>
-            </w:r>
-            <w:r>
-              <w:rPr>
-                <w:rFonts w:hint="eastAsia"/>
-                <w:color w:val="A6A6A6" w:themeColor="background1" w:themeShade="A6"/>
-              </w:rPr>
-              <w:t xml:space="preserve"> </w:t>
-            </w:r>
-            <w:proofErr w:type="spellStart"/>
-            <w:r>
-              <w:rPr>
-                <w:rFonts w:hint="eastAsia"/>
-                <w:color w:val="A6A6A6" w:themeColor="background1" w:themeShade="A6"/>
-              </w:rPr>
-              <w:t>scp</w:t>
-            </w:r>
-            <w:proofErr w:type="spellEnd"/>
-            <w:r>
-              <w:rPr>
-                <w:rFonts w:hint="eastAsia"/>
-                <w:color w:val="A6A6A6" w:themeColor="background1" w:themeShade="A6"/>
-              </w:rPr>
-              <w:t>功能开发已完成，</w:t>
-            </w:r>
-          </w:p>
-          <w:p>
-            <w:pPr>
-              <w:rPr>
-                <w:color w:val="A6A6A6" w:themeColor="background1" w:themeShade="A6"/>
-              </w:rPr>
-            </w:pPr>
-            <w:r>
-              <w:rPr>
-                <w:rFonts w:hint="eastAsia"/>
-                <w:color w:val="A6A6A6" w:themeColor="background1" w:themeShade="A6"/>
-              </w:rPr>
-              <w:t>包括</w:t>
-            </w:r>
-            <w:proofErr w:type="spellStart"/>
-            <w:r>
-              <w:rPr>
-                <w:color w:val="A6A6A6" w:themeColor="background1" w:themeShade="A6"/>
-              </w:rPr>
-              <w:t>S</w:t>
-            </w:r>
-            <w:r>
-              <w:rPr>
-                <w:rFonts w:hint="eastAsia"/>
-                <w:color w:val="A6A6A6" w:themeColor="background1" w:themeShade="A6"/>
-              </w:rPr>
-              <w:t>sh</w:t>
-            </w:r>
-            <w:proofErr w:type="spellEnd"/>
-            <w:r>
-              <w:rPr>
-                <w:rFonts w:hint="eastAsia"/>
-                <w:color w:val="A6A6A6" w:themeColor="background1" w:themeShade="A6"/>
-              </w:rPr>
-              <w:t xml:space="preserve"> </w:t>
-            </w:r>
-            <w:r>
-              <w:rPr>
-                <w:rFonts w:hint="eastAsia"/>
-                <w:color w:val="A6A6A6" w:themeColor="background1" w:themeShade="A6"/>
-              </w:rPr>
-              <w:t>、</w:t>
-            </w:r>
-            <w:proofErr w:type="spellStart"/>
-            <w:r>
-              <w:rPr>
-                <w:rFonts w:hint="eastAsia"/>
-                <w:color w:val="A6A6A6" w:themeColor="background1" w:themeShade="A6"/>
-              </w:rPr>
-              <w:t>cmd</w:t>
-            </w:r>
-            <w:proofErr w:type="spellEnd"/>
-            <w:r>
-              <w:rPr>
-                <w:rFonts w:hint="eastAsia"/>
-                <w:color w:val="A6A6A6" w:themeColor="background1" w:themeShade="A6"/>
-              </w:rPr>
-              <w:t>、</w:t>
-            </w:r>
-            <w:r>
-              <w:rPr>
-                <w:rFonts w:hint="eastAsia"/>
-                <w:color w:val="A6A6A6" w:themeColor="background1" w:themeShade="A6"/>
-              </w:rPr>
-              <w:t xml:space="preserve"> file</w:t>
-            </w:r>
-            <w:r>
-              <w:rPr>
-                <w:rFonts w:hint="eastAsia"/>
-                <w:color w:val="A6A6A6" w:themeColor="background1" w:themeShade="A6"/>
-              </w:rPr>
-              <w:t>三大类</w:t>
-            </w:r>
-          </w:p>
-          <w:p>
-            <w:pPr>
-              <w:rPr>
-                <w:color w:val="A6A6A6" w:themeColor="background1" w:themeShade="A6"/>
-              </w:rPr>
-            </w:pPr>
-          </w:p>
-        </w:tc>
-        <w:tc>
-          <w:tcPr>
-            <w:tcW w:w="850" w:type="dxa"/>
-          </w:tcPr>
-          <w:p>
-            <w:pPr>
-              <w:rPr>
-                <w:color w:val="A6A6A6" w:themeColor="background1" w:themeShade="A6"/>
-              </w:rPr>
-            </w:pPr>
-            <w:r>
-              <w:rPr>
-                <w:rFonts w:hint="eastAsia"/>
-                <w:color w:val="A6A6A6" w:themeColor="background1" w:themeShade="A6"/>
-              </w:rPr>
-              <w:t>武赟</w:t>
-            </w:r>
-          </w:p>
-        </w:tc>
-        <w:tc>
-          <w:tcPr>
-            <w:tcW w:w="1134" w:type="dxa"/>
-          </w:tcPr>
-          <w:p>
-            <w:pPr>
-              <w:rPr>
-                <w:color w:val="A6A6A6" w:themeColor="background1" w:themeShade="A6"/>
-              </w:rPr>
-            </w:pPr>
-            <w:r>
-              <w:rPr>
-                <w:rFonts w:hint="eastAsia"/>
-                <w:color w:val="A6A6A6" w:themeColor="background1" w:themeShade="A6"/>
-              </w:rPr>
-              <w:t>4-21</w:t>
-            </w:r>
-          </w:p>
-        </w:tc>
-        <w:tc>
-          <w:tcPr>
-            <w:tcW w:w="1134" w:type="dxa"/>
-          </w:tcPr>
-          <w:p>
-            <w:pPr>
-              <w:rPr>
-                <w:color w:val="A6A6A6" w:themeColor="background1" w:themeShade="A6"/>
-              </w:rPr>
-            </w:pPr>
-            <w:r>
-              <w:rPr>
-                <w:rFonts w:hint="eastAsia"/>
-                <w:color w:val="A6A6A6" w:themeColor="background1" w:themeShade="A6"/>
-              </w:rPr>
-              <w:t>4-28</w:t>
-            </w:r>
-          </w:p>
-        </w:tc>
-        <w:tc>
-          <w:tcPr>
-            <w:tcW w:w="2035" w:type="dxa"/>
-          </w:tcPr>
-          <w:p>
-            <w:pPr>
-              <w:rPr>
-                <w:color w:val="A6A6A6" w:themeColor="background1" w:themeShade="A6"/>
-              </w:rPr>
-            </w:pPr>
-          </w:p>
-        </w:tc>
-      </w:tr>
-      <w:tr>
-        <w:tc>
-          <w:tcPr>
-            <w:tcW w:w="3369" w:type="dxa"/>
-          </w:tcPr>
-          <w:p>
-            <w:pPr>
-              <w:rPr>
-                <w:color w:val="A6A6A6" w:themeColor="background1" w:themeShade="A6"/>
-              </w:rPr>
-            </w:pPr>
-            <w:r>
-              <w:rPr>
-                <w:rFonts w:hint="eastAsia"/>
-                <w:color w:val="A6A6A6" w:themeColor="background1" w:themeShade="A6"/>
-              </w:rPr>
-              <w:t>熟悉</w:t>
-            </w:r>
-            <w:r>
-              <w:rPr>
-                <w:rFonts w:hint="eastAsia"/>
-                <w:color w:val="A6A6A6" w:themeColor="background1" w:themeShade="A6"/>
-              </w:rPr>
-              <w:t>SDB</w:t>
-            </w:r>
-            <w:r>
-              <w:rPr>
-                <w:rFonts w:hint="eastAsia"/>
-                <w:color w:val="A6A6A6" w:themeColor="background1" w:themeShade="A6"/>
-              </w:rPr>
-              <w:t>流程，</w:t>
-            </w:r>
-            <w:proofErr w:type="spellStart"/>
-            <w:r>
-              <w:rPr>
-                <w:rFonts w:hint="eastAsia"/>
-                <w:color w:val="A6A6A6" w:themeColor="background1" w:themeShade="A6"/>
-              </w:rPr>
-              <w:t>dms</w:t>
-            </w:r>
-            <w:proofErr w:type="spellEnd"/>
-            <w:r>
-              <w:rPr>
-                <w:rFonts w:hint="eastAsia"/>
-                <w:color w:val="A6A6A6" w:themeColor="background1" w:themeShade="A6"/>
-              </w:rPr>
-              <w:t xml:space="preserve"> </w:t>
-            </w:r>
-            <w:r>
-              <w:rPr>
-                <w:rFonts w:hint="eastAsia"/>
-                <w:color w:val="A6A6A6" w:themeColor="background1" w:themeShade="A6"/>
-              </w:rPr>
-              <w:t>和</w:t>
-            </w:r>
-            <w:proofErr w:type="spellStart"/>
-            <w:r>
-              <w:rPr>
-                <w:rFonts w:hint="eastAsia"/>
-                <w:color w:val="A6A6A6" w:themeColor="background1" w:themeShade="A6"/>
-              </w:rPr>
-              <w:t>dps</w:t>
-            </w:r>
-            <w:proofErr w:type="spellEnd"/>
-            <w:r>
-              <w:rPr>
-                <w:rFonts w:hint="eastAsia"/>
-                <w:color w:val="A6A6A6" w:themeColor="background1" w:themeShade="A6"/>
-              </w:rPr>
-              <w:t xml:space="preserve"> </w:t>
-            </w:r>
-            <w:r>
-              <w:rPr>
-                <w:rFonts w:hint="eastAsia"/>
-                <w:color w:val="A6A6A6" w:themeColor="background1" w:themeShade="A6"/>
-              </w:rPr>
-              <w:t>的</w:t>
-            </w:r>
-            <w:r>
-              <w:rPr>
-                <w:rFonts w:hint="eastAsia"/>
-                <w:color w:val="A6A6A6" w:themeColor="background1" w:themeShade="A6"/>
-              </w:rPr>
-              <w:t>dump</w:t>
-            </w:r>
-            <w:r>
-              <w:rPr>
-                <w:rFonts w:hint="eastAsia"/>
-                <w:color w:val="A6A6A6" w:themeColor="background1" w:themeShade="A6"/>
-              </w:rPr>
-              <w:t>工具</w:t>
-            </w:r>
-          </w:p>
-          <w:p>
-            <w:pPr>
-              <w:rPr>
-                <w:color w:val="A6A6A6" w:themeColor="background1" w:themeShade="A6"/>
-              </w:rPr>
-            </w:pPr>
-            <w:proofErr w:type="spellStart"/>
-            <w:r>
-              <w:rPr>
-                <w:color w:val="A6A6A6" w:themeColor="background1" w:themeShade="A6"/>
-              </w:rPr>
-              <w:t>dps</w:t>
-            </w:r>
-            <w:proofErr w:type="spellEnd"/>
-            <w:r>
-              <w:rPr>
-                <w:color w:val="A6A6A6" w:themeColor="background1" w:themeShade="A6"/>
-              </w:rPr>
-              <w:t xml:space="preserve"> dump</w:t>
-            </w:r>
-            <w:r>
-              <w:rPr>
-                <w:rFonts w:hint="eastAsia"/>
-                <w:color w:val="A6A6A6" w:themeColor="background1" w:themeShade="A6"/>
-              </w:rPr>
-              <w:t>工具的</w:t>
-            </w:r>
-            <w:r>
-              <w:rPr>
-                <w:rFonts w:hint="eastAsia"/>
-                <w:color w:val="A6A6A6" w:themeColor="background1" w:themeShade="A6"/>
-              </w:rPr>
-              <w:t>dump</w:t>
-            </w:r>
-            <w:r>
-              <w:rPr>
-                <w:rFonts w:hint="eastAsia"/>
-                <w:color w:val="A6A6A6" w:themeColor="background1" w:themeShade="A6"/>
-              </w:rPr>
-              <w:t>部分已经完成。</w:t>
-            </w:r>
-          </w:p>
-        </w:tc>
-        <w:tc>
-          <w:tcPr>
-            <w:tcW w:w="850" w:type="dxa"/>
-          </w:tcPr>
-          <w:p>
-            <w:pPr>
-              <w:rPr>
-                <w:color w:val="A6A6A6" w:themeColor="background1" w:themeShade="A6"/>
-              </w:rPr>
-            </w:pPr>
-            <w:r>
-              <w:rPr>
-                <w:rFonts w:hint="eastAsia"/>
-                <w:color w:val="A6A6A6" w:themeColor="background1" w:themeShade="A6"/>
-              </w:rPr>
-              <w:t>刘圳</w:t>
-            </w:r>
-          </w:p>
-        </w:tc>
-        <w:tc>
-          <w:tcPr>
-            <w:tcW w:w="1134" w:type="dxa"/>
-          </w:tcPr>
-          <w:p>
-            <w:pPr>
-              <w:rPr>
-                <w:color w:val="A6A6A6" w:themeColor="background1" w:themeShade="A6"/>
-              </w:rPr>
-            </w:pPr>
-            <w:r>
-              <w:rPr>
-                <w:rFonts w:hint="eastAsia"/>
-                <w:color w:val="A6A6A6" w:themeColor="background1" w:themeShade="A6"/>
-              </w:rPr>
-              <w:t>4-21</w:t>
-            </w:r>
-          </w:p>
-        </w:tc>
-        <w:tc>
-          <w:tcPr>
-            <w:tcW w:w="1134" w:type="dxa"/>
-          </w:tcPr>
-          <w:p>
-            <w:pPr>
-              <w:rPr>
-                <w:color w:val="A6A6A6" w:themeColor="background1" w:themeShade="A6"/>
-              </w:rPr>
-            </w:pPr>
-            <w:r>
-              <w:rPr>
-                <w:rFonts w:hint="eastAsia"/>
-                <w:color w:val="A6A6A6" w:themeColor="background1" w:themeShade="A6"/>
-              </w:rPr>
-              <w:t>4-28</w:t>
-            </w:r>
-          </w:p>
-        </w:tc>
-        <w:tc>
-          <w:tcPr>
-            <w:tcW w:w="2035" w:type="dxa"/>
-          </w:tcPr>
-          <w:p>
-            <w:pPr>
-              <w:rPr>
-                <w:color w:val="A6A6A6" w:themeColor="background1" w:themeShade="A6"/>
-              </w:rPr>
-            </w:pPr>
-            <w:r>
-              <w:rPr>
-                <w:rFonts w:hint="eastAsia"/>
-                <w:color w:val="A6A6A6" w:themeColor="background1" w:themeShade="A6"/>
-              </w:rPr>
-              <w:t>大致结构基本完成</w:t>
-            </w:r>
-          </w:p>
-          <w:p>
-            <w:pPr>
-              <w:rPr>
-                <w:color w:val="A6A6A6" w:themeColor="background1" w:themeShade="A6"/>
-              </w:rPr>
-            </w:pPr>
-            <w:r>
-              <w:rPr>
-                <w:rFonts w:hint="eastAsia"/>
-                <w:color w:val="A6A6A6" w:themeColor="background1" w:themeShade="A6"/>
-              </w:rPr>
-              <w:t>数据过滤开始</w:t>
+                <w:color w:val="D9D9D9" w:themeColor="background1" w:themeShade="D9"/>
+              </w:rPr>
+              <w:t>完成</w:t>
             </w:r>
           </w:p>
         </w:tc>
